--- a/downloads/teacher/05 Materials/Unit 06/Slides/Slides 06.05 - Sustainable Food Methods and the Food Systems Quiz.docx
+++ b/downloads/teacher/05 Materials/Unit 06/Slides/Slides 06.05 - Sustainable Food Methods and the Food Systems Quiz.docx
@@ -18,15 +18,6 @@
       </w:pPr>
       <w:r>
         <w:t xml:space="preserve">Slide outline for Lesson 6.5. Twenty slides across two days: Day 1 slides 1 to 11, Day 2 slides 12 to 20. Cover the wall paths before slide 20.</w:t>
-      </w:r>
-      <w:r>
-        <w:t xml:space="preserve"> </w:t>
-      </w:r>
-      <w:r>
-        <w:rPr>
-          <w:rStyle w:val="TeacherNote"/>
-        </w:rPr>
-        <w:t xml:space="preserve">[Sal: collect the packages for a week before you teach this. Ask students to bring in the worst package they can find; they compete to win that.]</w:t>
       </w:r>
     </w:p>
     <w:p>
